--- a/Case Study.docx
+++ b/Case Study.docx
@@ -17,43 +17,7 @@
           <w:sz w:val="48"/>
           <w:szCs w:val="48"/>
         </w:rPr>
-        <w:t xml:space="preserve">Case Study: </w:t>
-      </w:r>
-      <w:proofErr w:type="spellStart"/>
-      <w:r>
-        <w:rPr>
-          <w:rFonts w:ascii="Times New Roman" w:hAnsi="Times New Roman" w:cs="Times New Roman"/>
-          <w:sz w:val="48"/>
-          <w:szCs w:val="48"/>
-        </w:rPr>
-        <w:t>SmartML-Opt</w:t>
-      </w:r>
-      <w:proofErr w:type="spellEnd"/>
-      <w:r>
-        <w:rPr>
-          <w:rFonts w:ascii="Times New Roman" w:hAnsi="Times New Roman" w:cs="Times New Roman"/>
-          <w:sz w:val="48"/>
-          <w:szCs w:val="48"/>
-        </w:rPr>
-        <w:t xml:space="preserve"> – A Self-Balancing </w:t>
-      </w:r>
-      <w:proofErr w:type="spellStart"/>
-      <w:r>
-        <w:rPr>
-          <w:rFonts w:ascii="Times New Roman" w:hAnsi="Times New Roman" w:cs="Times New Roman"/>
-          <w:sz w:val="48"/>
-          <w:szCs w:val="48"/>
-        </w:rPr>
-        <w:t>AutoML</w:t>
-      </w:r>
-      <w:proofErr w:type="spellEnd"/>
-      <w:r>
-        <w:rPr>
-          <w:rFonts w:ascii="Times New Roman" w:hAnsi="Times New Roman" w:cs="Times New Roman"/>
-          <w:sz w:val="48"/>
-          <w:szCs w:val="48"/>
-        </w:rPr>
-        <w:t xml:space="preserve"> Framework for Imbalanced Classification</w:t>
+        <w:t>Case Study: SmartML-Opt – A Self-Balancing AutoML Framework for Imbalanced Classification</w:t>
       </w:r>
     </w:p>
     <w:p/>
@@ -1137,15 +1101,7 @@
       <w:bookmarkEnd w:id="1"/>
       <w:r>
         <w:br/>
-        <w:t xml:space="preserve">To develop a reliable </w:t>
-      </w:r>
-      <w:proofErr w:type="spellStart"/>
-      <w:r>
-        <w:t>AutoML</w:t>
-      </w:r>
-      <w:proofErr w:type="spellEnd"/>
-      <w:r>
-        <w:t xml:space="preserve"> pipeline that automatically handles class imbalance using oversampling, selects important features, and tunes models to improve performance — especially recall and F1-score — for the minority class.</w:t>
+        <w:t>To develop a reliable AutoML pipeline that automatically handles class imbalance using oversampling, selects important features, and tunes models to improve performance — especially recall and F1-score — for the minority class.</w:t>
       </w:r>
     </w:p>
     <w:p>
@@ -1292,15 +1248,7 @@
         </w:numPr>
       </w:pPr>
       <w:r>
-        <w:t xml:space="preserve">Encoded categorical variables using </w:t>
-      </w:r>
-      <w:proofErr w:type="spellStart"/>
-      <w:r>
-        <w:t>LabelEncoder</w:t>
-      </w:r>
-      <w:proofErr w:type="spellEnd"/>
-      <w:r>
-        <w:t>.</w:t>
+        <w:t>Encoded categorical variables using LabelEncoder.</w:t>
       </w:r>
     </w:p>
     <w:p>
@@ -1311,15 +1259,7 @@
         </w:numPr>
       </w:pPr>
       <w:r>
-        <w:t xml:space="preserve">Scaled numerical features using </w:t>
-      </w:r>
-      <w:proofErr w:type="spellStart"/>
-      <w:r>
-        <w:t>StandardScaler</w:t>
-      </w:r>
-      <w:proofErr w:type="spellEnd"/>
-      <w:r>
-        <w:t>.</w:t>
+        <w:t>Scaled numerical features using StandardScaler.</w:t>
       </w:r>
     </w:p>
     <w:p>
@@ -1410,7 +1350,6 @@
         <w:br/>
         <w:t xml:space="preserve">Used </w:t>
       </w:r>
-      <w:proofErr w:type="spellStart"/>
       <w:r>
         <w:rPr>
           <w:b/>
@@ -1418,7 +1357,6 @@
         </w:rPr>
         <w:t>GridSearchCV</w:t>
       </w:r>
-      <w:proofErr w:type="spellEnd"/>
       <w:r>
         <w:t xml:space="preserve"> to train and tune the following models:</w:t>
       </w:r>
@@ -1532,10 +1470,31 @@
           <w:b/>
           <w:bCs/>
         </w:rPr>
-        <w:t>Random Forest</w:t>
-      </w:r>
-      <w:r>
-        <w:t xml:space="preserve"> with optimized parameters</w:t>
+        <w:t>Gradient</w:t>
+      </w:r>
+      <w:r>
+        <w:rPr>
+          <w:b/>
+          <w:bCs/>
+        </w:rPr>
+        <w:t xml:space="preserve"> </w:t>
+      </w:r>
+      <w:r>
+        <w:rPr>
+          <w:b/>
+          <w:bCs/>
+        </w:rPr>
+        <w:t>Boosting</w:t>
+      </w:r>
+      <w:r>
+        <w:rPr>
+          <w:b/>
+          <w:bCs/>
+        </w:rPr>
+        <w:t xml:space="preserve"> </w:t>
+      </w:r>
+      <w:r>
+        <w:t>with optimized parameters</w:t>
       </w:r>
     </w:p>
     <w:p>
@@ -2070,31 +2029,7 @@
         </w:numPr>
       </w:pPr>
       <w:r>
-        <w:t xml:space="preserve">Future improvements can include </w:t>
-      </w:r>
-      <w:proofErr w:type="spellStart"/>
-      <w:r>
-        <w:t>LightAutoML</w:t>
-      </w:r>
-      <w:proofErr w:type="spellEnd"/>
-      <w:r>
-        <w:t xml:space="preserve">, </w:t>
-      </w:r>
-      <w:proofErr w:type="spellStart"/>
-      <w:r>
-        <w:t>Optuna</w:t>
-      </w:r>
-      <w:proofErr w:type="spellEnd"/>
-      <w:r>
-        <w:t xml:space="preserve">, or other </w:t>
-      </w:r>
-      <w:proofErr w:type="spellStart"/>
-      <w:r>
-        <w:t>AutoML</w:t>
-      </w:r>
-      <w:proofErr w:type="spellEnd"/>
-      <w:r>
-        <w:t xml:space="preserve"> libraries for faster optimization.</w:t>
+        <w:t>Future improvements can include LightAutoML, Optuna, or other AutoML libraries for faster optimization.</w:t>
       </w:r>
     </w:p>
     <w:p>
@@ -2115,7 +2050,6 @@
       <w:bookmarkEnd w:id="12"/>
     </w:p>
     <w:p>
-      <w:proofErr w:type="spellStart"/>
       <w:r>
         <w:rPr>
           <w:b/>
@@ -2123,17 +2057,8 @@
         </w:rPr>
         <w:t>SmartML-Opt</w:t>
       </w:r>
-      <w:proofErr w:type="spellEnd"/>
-      <w:r>
-        <w:t xml:space="preserve"> offers a complete </w:t>
-      </w:r>
-      <w:proofErr w:type="spellStart"/>
-      <w:r>
-        <w:t>AutoML</w:t>
-      </w:r>
-      <w:proofErr w:type="spellEnd"/>
-      <w:r>
-        <w:t xml:space="preserve"> solution for imbalanced classification. It combines essential steps — from data balancing (SMOTE) to feature selection (RFE) and model tuning — in an automated and trackable way. This improves model fairness, performance, and usability in real-world applications.</w:t>
+      <w:r>
+        <w:t xml:space="preserve"> offers a complete AutoML solution for imbalanced classification. It combines essential steps — from data balancing (SMOTE) to feature selection (RFE) and model tuning — in an automated and trackable way. This improves model fairness, performance, and usability in real-world applications.</w:t>
       </w:r>
     </w:p>
     <w:p/>
@@ -3782,7 +3707,6 @@
   <w:style w:type="character" w:default="1" w:styleId="DefaultParagraphFont">
     <w:name w:val="Default Paragraph Font"/>
     <w:uiPriority w:val="1"/>
-    <w:semiHidden/>
     <w:unhideWhenUsed/>
   </w:style>
   <w:style w:type="table" w:default="1" w:styleId="TableNormal">
